--- a/code_monitor/main.docx
+++ b/code_monitor/main.docx
@@ -37,7 +37,7 @@
         <w:rPr>
           <w:rStyle w:val="SectionNumber"/>
         </w:rPr>
-        <w:t xml:space="preserve">1</w:t>
+        <w:t xml:space="preserve">0.1</w:t>
       </w:r>
       <w:r>
         <w:tab/>
@@ -117,7 +117,7 @@
         <w:rPr>
           <w:rStyle w:val="SectionNumber"/>
         </w:rPr>
-        <w:t xml:space="preserve">2</w:t>
+        <w:t xml:space="preserve">0.2</w:t>
       </w:r>
       <w:r>
         <w:tab/>
@@ -135,7 +135,7 @@
         <w:rPr>
           <w:rStyle w:val="SectionNumber"/>
         </w:rPr>
-        <w:t xml:space="preserve">2.1</w:t>
+        <w:t xml:space="preserve">0.2.1</w:t>
       </w:r>
       <w:r>
         <w:tab/>
@@ -351,7 +351,7 @@
         <w:rPr>
           <w:rStyle w:val="SectionNumber"/>
         </w:rPr>
-        <w:t xml:space="preserve">2.2</w:t>
+        <w:t xml:space="preserve">0.2.2</w:t>
       </w:r>
       <w:r>
         <w:tab/>
@@ -567,7 +567,7 @@
         <w:rPr>
           <w:rStyle w:val="SectionNumber"/>
         </w:rPr>
-        <w:t xml:space="preserve">2.3</w:t>
+        <w:t xml:space="preserve">0.2.3</w:t>
       </w:r>
       <w:r>
         <w:tab/>
@@ -682,7 +682,7 @@
         <w:rPr>
           <w:rStyle w:val="SectionNumber"/>
         </w:rPr>
-        <w:t xml:space="preserve">2.4</w:t>
+        <w:t xml:space="preserve">0.2.4</w:t>
       </w:r>
       <w:r>
         <w:tab/>
@@ -934,8 +934,496 @@
         <w:t xml:space="preserve">--staged-only</w:t>
       </w:r>
     </w:p>
+    <w:p>
+      <w:pPr>
+        <w:pStyle w:val="FirstParagraph"/>
+      </w:pPr>
+      <w:r>
+        <w:t xml:space="preserve">python</w:t>
+      </w:r>
+      <w:r>
+        <w:t xml:space="preserve"> </w:t>
+      </w:r>
+      <w:r>
+        <w:t xml:space="preserve">sample_code = ““”</w:t>
+      </w:r>
+      <w:r>
+        <w:t xml:space="preserve"> </w:t>
+      </w:r>
+      <w:r>
+        <w:t xml:space="preserve">import os</w:t>
+      </w:r>
+    </w:p>
+    <w:p>
+      <w:pPr>
+        <w:pStyle w:val="BodyText"/>
+      </w:pPr>
+      <w:r>
+        <w:t xml:space="preserve">class DataProcessor:</w:t>
+      </w:r>
+      <w:r>
+        <w:t xml:space="preserve"> </w:t>
+      </w:r>
+      <w:r>
+        <w:t xml:space="preserve">"""A simple class to process data."""</w:t>
+      </w:r>
+      <w:r>
+        <w:t xml:space="preserve"> </w:t>
+      </w:r>
+      <w:r>
+        <w:t xml:space="preserve">def</w:t>
+      </w:r>
+      <w:r>
+        <w:t xml:space="preserve"> </w:t>
+      </w:r>
+      <w:r>
+        <w:rPr>
+          <w:b/>
+          <w:bCs/>
+        </w:rPr>
+        <w:t xml:space="preserve">init</w:t>
+      </w:r>
+      <w:r>
+        <w:t xml:space="preserve">(self, data):</w:t>
+      </w:r>
+      <w:r>
+        <w:t xml:space="preserve"> </w:t>
+      </w:r>
+      <w:r>
+        <w:t xml:space="preserve">self.data = data</w:t>
+      </w:r>
+    </w:p>
+    <w:p>
+      <w:pPr>
+        <w:pStyle w:val="SourceCode"/>
+      </w:pPr>
+      <w:r>
+        <w:rPr>
+          <w:rStyle w:val="VerbatimChar"/>
+        </w:rPr>
+        <w:t xml:space="preserve">def process(self):</w:t>
+      </w:r>
+      <w:r>
+        <w:br/>
+      </w:r>
+      <w:r>
+        <w:rPr>
+          <w:rStyle w:val="VerbatimChar"/>
+        </w:rPr>
+        <w:t xml:space="preserve">    return len(self.data)</w:t>
+      </w:r>
+    </w:p>
+    <w:p>
+      <w:pPr>
+        <w:pStyle w:val="FirstParagraph"/>
+      </w:pPr>
+      <w:r>
+        <w:t xml:space="preserve">def helper_function():</w:t>
+      </w:r>
+      <w:r>
+        <w:t xml:space="preserve"> </w:t>
+      </w:r>
+      <w:r>
+        <w:t xml:space="preserve">print(</w:t>
+      </w:r>
+      <w:r>
+        <w:t xml:space="preserve">“This is a helper.”</w:t>
+      </w:r>
+      <w:r>
+        <w:t xml:space="preserve">)</w:t>
+      </w:r>
+      <w:r>
+        <w:t xml:space="preserve"> </w:t>
+      </w:r>
+      <w:r>
+        <w:t xml:space="preserve">““”</w:t>
+      </w:r>
+    </w:p>
+    <w:p>
+      <w:pPr>
+        <w:pStyle w:val="BodyText"/>
+      </w:pPr>
+      <w:r>
+        <w:t xml:space="preserve">parsed_objects = parse_code(sample_code)</w:t>
+      </w:r>
+      <w:r>
+        <w:t xml:space="preserve"> </w:t>
+      </w:r>
+      <w:r>
+        <w:t xml:space="preserve">print(parsed_objects)</w:t>
+      </w:r>
+    </w:p>
     <w:bookmarkEnd w:id="13"/>
     <w:bookmarkEnd w:id="14"/>
+    <w:bookmarkStart w:id="15" w:name="expected-output"/>
+    <w:p>
+      <w:pPr>
+        <w:pStyle w:val="Heading1"/>
+      </w:pPr>
+      <w:r>
+        <w:rPr>
+          <w:rStyle w:val="SectionNumber"/>
+        </w:rPr>
+        <w:t xml:space="preserve">1</w:t>
+      </w:r>
+      <w:r>
+        <w:tab/>
+      </w:r>
+      <w:r>
+        <w:t xml:space="preserve">Expected output:</w:t>
+      </w:r>
+    </w:p>
+    <w:bookmarkEnd w:id="15"/>
+    <w:bookmarkStart w:id="16" w:name="section"/>
+    <w:p>
+      <w:pPr>
+        <w:pStyle w:val="Heading1"/>
+      </w:pPr>
+      <w:r>
+        <w:rPr>
+          <w:rStyle w:val="SectionNumber"/>
+        </w:rPr>
+        <w:t xml:space="preserve">2</w:t>
+      </w:r>
+      <w:r>
+        <w:tab/>
+      </w:r>
+      <w:r>
+        <w:t xml:space="preserve">{</w:t>
+      </w:r>
+    </w:p>
+    <w:bookmarkEnd w:id="16"/>
+    <w:bookmarkStart w:id="17" w:name="X0f389e6f3defa3f8db5875b7d67e95d52ec96dc"/>
+    <w:p>
+      <w:pPr>
+        <w:pStyle w:val="Heading1"/>
+      </w:pPr>
+      <w:r>
+        <w:rPr>
+          <w:rStyle w:val="SectionNumber"/>
+        </w:rPr>
+        <w:t xml:space="preserve">3</w:t>
+      </w:r>
+      <w:r>
+        <w:tab/>
+      </w:r>
+      <w:r>
+        <w:t xml:space="preserve">‘DataProcessor’</w:t>
+      </w:r>
+      <w:r>
+        <w:t xml:space="preserve">: {</w:t>
+      </w:r>
+      <w:r>
+        <w:t xml:space="preserve">‘type’</w:t>
+      </w:r>
+      <w:r>
+        <w:t xml:space="preserve">:</w:t>
+      </w:r>
+      <w:r>
+        <w:t xml:space="preserve"> </w:t>
+      </w:r>
+      <w:r>
+        <w:t xml:space="preserve">‘Class’</w:t>
+      </w:r>
+      <w:r>
+        <w:t xml:space="preserve">,</w:t>
+      </w:r>
+      <w:r>
+        <w:t xml:space="preserve"> </w:t>
+      </w:r>
+      <w:r>
+        <w:t xml:space="preserve">‘name’</w:t>
+      </w:r>
+      <w:r>
+        <w:t xml:space="preserve">:</w:t>
+      </w:r>
+      <w:r>
+        <w:t xml:space="preserve"> </w:t>
+      </w:r>
+      <w:r>
+        <w:t xml:space="preserve">‘DataProcessor’</w:t>
+      </w:r>
+      <w:r>
+        <w:t xml:space="preserve">,</w:t>
+      </w:r>
+      <w:r>
+        <w:t xml:space="preserve"> </w:t>
+      </w:r>
+      <w:r>
+        <w:t xml:space="preserve">‘start_line’</w:t>
+      </w:r>
+      <w:r>
+        <w:t xml:space="preserve">: 3,</w:t>
+      </w:r>
+      <w:r>
+        <w:t xml:space="preserve"> </w:t>
+      </w:r>
+      <w:r>
+        <w:t xml:space="preserve">‘end_line’</w:t>
+      </w:r>
+      <w:r>
+        <w:t xml:space="preserve">: 8},</w:t>
+      </w:r>
+    </w:p>
+    <w:bookmarkEnd w:id="17"/>
+    <w:bookmarkStart w:id="18" w:name="X78c15f1dbe4a5763177cd989cb71d4a1b4b8dc9"/>
+    <w:p>
+      <w:pPr>
+        <w:pStyle w:val="Heading1"/>
+      </w:pPr>
+      <w:r>
+        <w:rPr>
+          <w:rStyle w:val="SectionNumber"/>
+        </w:rPr>
+        <w:t xml:space="preserve">4</w:t>
+      </w:r>
+      <w:r>
+        <w:tab/>
+      </w:r>
+      <w:r>
+        <w:t xml:space="preserve">‘</w:t>
+      </w:r>
+      <w:r>
+        <w:rPr>
+          <w:b/>
+          <w:bCs/>
+        </w:rPr>
+        <w:t xml:space="preserve">init</w:t>
+      </w:r>
+      <w:r>
+        <w:t xml:space="preserve">’</w:t>
+      </w:r>
+      <w:r>
+        <w:t xml:space="preserve">: {</w:t>
+      </w:r>
+      <w:r>
+        <w:t xml:space="preserve">‘type’</w:t>
+      </w:r>
+      <w:r>
+        <w:t xml:space="preserve">:</w:t>
+      </w:r>
+      <w:r>
+        <w:t xml:space="preserve"> </w:t>
+      </w:r>
+      <w:r>
+        <w:t xml:space="preserve">‘Function’</w:t>
+      </w:r>
+      <w:r>
+        <w:t xml:space="preserve">,</w:t>
+      </w:r>
+      <w:r>
+        <w:t xml:space="preserve"> </w:t>
+      </w:r>
+      <w:r>
+        <w:t xml:space="preserve">‘name’</w:t>
+      </w:r>
+      <w:r>
+        <w:t xml:space="preserve">:</w:t>
+      </w:r>
+      <w:r>
+        <w:t xml:space="preserve"> </w:t>
+      </w:r>
+      <w:r>
+        <w:t xml:space="preserve">‘</w:t>
+      </w:r>
+      <w:r>
+        <w:rPr>
+          <w:b/>
+          <w:bCs/>
+        </w:rPr>
+        <w:t xml:space="preserve">init</w:t>
+      </w:r>
+      <w:r>
+        <w:t xml:space="preserve">’</w:t>
+      </w:r>
+      <w:r>
+        <w:t xml:space="preserve">,</w:t>
+      </w:r>
+      <w:r>
+        <w:t xml:space="preserve"> </w:t>
+      </w:r>
+      <w:r>
+        <w:t xml:space="preserve">‘start_line’</w:t>
+      </w:r>
+      <w:r>
+        <w:t xml:space="preserve">: 5,</w:t>
+      </w:r>
+      <w:r>
+        <w:t xml:space="preserve"> </w:t>
+      </w:r>
+      <w:r>
+        <w:t xml:space="preserve">‘end_line’</w:t>
+      </w:r>
+      <w:r>
+        <w:t xml:space="preserve">: 6},</w:t>
+      </w:r>
+    </w:p>
+    <w:bookmarkEnd w:id="18"/>
+    <w:bookmarkStart w:id="19" w:name="X2fc37db650bcdb9c7b7ddc95c6b47bc6bb46155"/>
+    <w:p>
+      <w:pPr>
+        <w:pStyle w:val="Heading1"/>
+      </w:pPr>
+      <w:r>
+        <w:rPr>
+          <w:rStyle w:val="SectionNumber"/>
+        </w:rPr>
+        <w:t xml:space="preserve">5</w:t>
+      </w:r>
+      <w:r>
+        <w:tab/>
+      </w:r>
+      <w:r>
+        <w:t xml:space="preserve">‘process’</w:t>
+      </w:r>
+      <w:r>
+        <w:t xml:space="preserve">: {</w:t>
+      </w:r>
+      <w:r>
+        <w:t xml:space="preserve">‘type’</w:t>
+      </w:r>
+      <w:r>
+        <w:t xml:space="preserve">:</w:t>
+      </w:r>
+      <w:r>
+        <w:t xml:space="preserve"> </w:t>
+      </w:r>
+      <w:r>
+        <w:t xml:space="preserve">‘Function’</w:t>
+      </w:r>
+      <w:r>
+        <w:t xml:space="preserve">,</w:t>
+      </w:r>
+      <w:r>
+        <w:t xml:space="preserve"> </w:t>
+      </w:r>
+      <w:r>
+        <w:t xml:space="preserve">‘name’</w:t>
+      </w:r>
+      <w:r>
+        <w:t xml:space="preserve">:</w:t>
+      </w:r>
+      <w:r>
+        <w:t xml:space="preserve"> </w:t>
+      </w:r>
+      <w:r>
+        <w:t xml:space="preserve">‘process’</w:t>
+      </w:r>
+      <w:r>
+        <w:t xml:space="preserve">,</w:t>
+      </w:r>
+      <w:r>
+        <w:t xml:space="preserve"> </w:t>
+      </w:r>
+      <w:r>
+        <w:t xml:space="preserve">‘start_line’</w:t>
+      </w:r>
+      <w:r>
+        <w:t xml:space="preserve">: 8,</w:t>
+      </w:r>
+      <w:r>
+        <w:t xml:space="preserve"> </w:t>
+      </w:r>
+      <w:r>
+        <w:t xml:space="preserve">‘end_line’</w:t>
+      </w:r>
+      <w:r>
+        <w:t xml:space="preserve">: 9},</w:t>
+      </w:r>
+    </w:p>
+    <w:bookmarkEnd w:id="19"/>
+    <w:bookmarkStart w:id="20" w:name="X8611bbca2974031a1053918733bba339221623c"/>
+    <w:p>
+      <w:pPr>
+        <w:pStyle w:val="Heading1"/>
+      </w:pPr>
+      <w:r>
+        <w:rPr>
+          <w:rStyle w:val="SectionNumber"/>
+        </w:rPr>
+        <w:t xml:space="preserve">6</w:t>
+      </w:r>
+      <w:r>
+        <w:tab/>
+      </w:r>
+      <w:r>
+        <w:t xml:space="preserve">‘helper_function’</w:t>
+      </w:r>
+      <w:r>
+        <w:t xml:space="preserve">: {</w:t>
+      </w:r>
+      <w:r>
+        <w:t xml:space="preserve">‘type’</w:t>
+      </w:r>
+      <w:r>
+        <w:t xml:space="preserve">:</w:t>
+      </w:r>
+      <w:r>
+        <w:t xml:space="preserve"> </w:t>
+      </w:r>
+      <w:r>
+        <w:t xml:space="preserve">‘Function’</w:t>
+      </w:r>
+      <w:r>
+        <w:t xml:space="preserve">,</w:t>
+      </w:r>
+      <w:r>
+        <w:t xml:space="preserve"> </w:t>
+      </w:r>
+      <w:r>
+        <w:t xml:space="preserve">‘name’</w:t>
+      </w:r>
+      <w:r>
+        <w:t xml:space="preserve">:</w:t>
+      </w:r>
+      <w:r>
+        <w:t xml:space="preserve"> </w:t>
+      </w:r>
+      <w:r>
+        <w:t xml:space="preserve">‘helper_function’</w:t>
+      </w:r>
+      <w:r>
+        <w:t xml:space="preserve">,</w:t>
+      </w:r>
+      <w:r>
+        <w:t xml:space="preserve"> </w:t>
+      </w:r>
+      <w:r>
+        <w:t xml:space="preserve">‘start_line’</w:t>
+      </w:r>
+      <w:r>
+        <w:t xml:space="preserve">: 11,</w:t>
+      </w:r>
+      <w:r>
+        <w:t xml:space="preserve"> </w:t>
+      </w:r>
+      <w:r>
+        <w:t xml:space="preserve">‘end_line’</w:t>
+      </w:r>
+      <w:r>
+        <w:t xml:space="preserve">: 12}</w:t>
+      </w:r>
+    </w:p>
+    <w:bookmarkEnd w:id="20"/>
+    <w:bookmarkStart w:id="21" w:name="section-1"/>
+    <w:p>
+      <w:pPr>
+        <w:pStyle w:val="Heading1"/>
+      </w:pPr>
+      <w:r>
+        <w:rPr>
+          <w:rStyle w:val="SectionNumber"/>
+        </w:rPr>
+        <w:t xml:space="preserve">7</w:t>
+      </w:r>
+      <w:r>
+        <w:tab/>
+      </w:r>
+      <w:r>
+        <w:t xml:space="preserve">}</w:t>
+      </w:r>
+    </w:p>
+    <w:bookmarkEnd w:id="21"/>
     <w:sectPr>
       <w:pgSz w:h="15840" w:w="12240"/>
       <w:pgMar w:bottom="1440" w:footer="720" w:gutter="0" w:header="720" w:left="1800" w:right="1800" w:top="1440"/>
